--- a/word_reports/LP_0056_위치_251_Andy Gibb_After Dark.docx
+++ b/word_reports/LP_0056_위치_251_Andy Gibb_After Dark.docx
@@ -4,7 +4,7 @@
   <w:body>
     <w:p>
       <w:pPr>
-        <w:spacing w:after="280"/>
+        <w:spacing w:after="80"/>
       </w:pPr>
       <w:r>
         <w:rPr w:rFonts="맑은 고딕">
@@ -13,94 +13,47 @@
           <w:color w:val="1E3A8A"/>
           <w:sz w:val="30"/>
         </w:rPr>
-        <w:t>[251] Andy Gibb - After Dark</w:t>
+        <w:t>Andy Gibb (앤디 깁) - After Dark</w:t>
       </w:r>
     </w:p>
     <w:p>
       <w:pPr>
-        <w:spacing w:after="320"/>
+        <w:spacing w:after="240"/>
       </w:pPr>
       <w:r>
         <w:rPr w:rFonts="맑은 고딕">
           <w:rFonts w:ascii="맑은 고딕" w:hAnsi="맑은 고딕" w:eastAsia="맑은 고딕"/>
           <w:b/>
-          <w:sz w:val="20"/>
+          <w:color w:val="4B5563"/>
+          <w:sz w:val="22"/>
         </w:rPr>
-        <w:t>■ 위치 : 251</w:t>
-        <w:br/>
-      </w:r>
-      <w:r>
-        <w:rPr w:rFonts="맑은 고딕">
-          <w:rFonts w:ascii="맑은 고딕" w:hAnsi="맑은 고딕" w:eastAsia="맑은 고딕"/>
-          <w:b/>
-          <w:sz w:val="20"/>
-        </w:rPr>
-        <w:t>■ 아티스트 : Andy Gibb</w:t>
-        <w:br/>
-      </w:r>
-      <w:r>
-        <w:rPr w:rFonts="맑은 고딕">
-          <w:rFonts w:ascii="맑은 고딕" w:hAnsi="맑은 고딕" w:eastAsia="맑은 고딕"/>
-          <w:b/>
-          <w:sz w:val="20"/>
-        </w:rPr>
-        <w:t>■ 앨범명 : After Dark</w:t>
-        <w:br/>
-      </w:r>
-      <w:r>
-        <w:rPr w:rFonts="맑은 고딕">
-          <w:rFonts w:ascii="맑은 고딕" w:hAnsi="맑은 고딕" w:eastAsia="맑은 고딕"/>
-          <w:b w:val="0"/>
-          <w:sz w:val="20"/>
-        </w:rPr>
-        <w:t>■ 음반 레이블 : RSO Records (RSO)</w:t>
-        <w:br/>
-      </w:r>
-      <w:r>
-        <w:rPr w:rFonts="맑은 고딕">
-          <w:rFonts w:ascii="맑은 고딕" w:hAnsi="맑은 고딕" w:eastAsia="맑은 고딕"/>
-          <w:b w:val="0"/>
-          <w:sz w:val="20"/>
-        </w:rPr>
-        <w:t>■ 발매년도 : 1980</w:t>
-        <w:br/>
-      </w:r>
-      <w:r>
-        <w:rPr w:rFonts="맑은 고딕">
-          <w:rFonts w:ascii="맑은 고딕" w:hAnsi="맑은 고딕" w:eastAsia="맑은 고딕"/>
-          <w:b w:val="0"/>
-          <w:sz w:val="20"/>
-        </w:rPr>
-        <w:t>■ 장르 : 팝, 디스코, 소프트 록 (Pop, Disco, Soft Rock)</w:t>
-        <w:br/>
-      </w:r>
-      <w:r>
-        <w:rPr w:rFonts="맑은 고딕">
-          <w:rFonts w:ascii="맑은 고딕" w:hAnsi="맑은 고딕" w:eastAsia="맑은 고딕"/>
-          <w:b w:val="0"/>
-          <w:sz w:val="20"/>
-        </w:rPr>
-        <w:t>■ 주요 수록곡 : 1. Desire</w:t>
-        <w:br/>
+        <w:t>위치 :  251</w:t>
       </w:r>
     </w:p>
     <w:p>
       <w:pPr>
-        <w:spacing w:after="160"/>
+        <w:spacing w:line="324" w:lineRule="auto" w:before="80" w:after="160"/>
       </w:pPr>
       <w:r>
         <w:rPr w:rFonts="맑은 고딕">
           <w:rFonts w:ascii="맑은 고딕" w:hAnsi="맑은 고딕" w:eastAsia="맑은 고딕"/>
           <w:b/>
           <w:color w:val="1F2937"/>
-          <w:sz w:val="24"/>
+          <w:sz w:val="22"/>
         </w:rPr>
-        <w:t>■ 음반 해설 및 감상 가이드</w:t>
+        <w:t xml:space="preserve">[음반 소개] </w:t>
+      </w:r>
+      <w:r>
+        <w:rPr w:rFonts="맑은 고딕">
+          <w:rFonts w:ascii="맑은 고딕" w:hAnsi="맑은 고딕" w:eastAsia="맑은 고딕"/>
+          <w:b w:val="0"/>
+          <w:sz w:val="21"/>
+        </w:rPr>
       </w:r>
     </w:p>
     <w:p>
       <w:pPr>
-        <w:spacing w:line="312" w:lineRule="auto" w:after="120"/>
+        <w:spacing w:line="324" w:lineRule="auto" w:after="120"/>
       </w:pPr>
       <w:r>
         <w:rPr w:rFonts="맑은 고딕">
@@ -108,51 +61,516 @@
           <w:b w:val="0"/>
           <w:sz w:val="21"/>
         </w:rPr>
-        <w:t>1970년대 후반을 뜨겁게 달구었던 디스코 열풍의 중심에서, 비지스(Bee Gees) 형제들의 막내이자 팝 신의 신성으로 추앙받던 앤디 깁(Andy Gibb)이 1980년에 발표한 세 번째 정규 앨범 《After Dark》는 그의 음악적 모뉴먼트라 할 수 있습니다. 디스코 신화의 주역인 큰형 배리 깁(Barry Gibb)과 명 프로듀서진(Karl Richardson, Albhy Galuten)이 다시 한번 의기투합하여 완성도를 극대화하였으며, 70년대 특유의 세련된 디스코 사운드에서 80년대 감성적인 세련미를 지닌 성인 팝(Adult Contemporary)으로 이행하는 과보기적 미학을 완벽하게 담아낸 작품입니다.</w:t>
+        <w:t>찬란했던 1970년대 후반의 팝 황금기를 뒤로하고 새로운 시대로 접어들던 1980년, 앤디 깁이 남긴 마지막 정규 스튜디오 앨범 *After Dark*는 눈부신 청춘의 열정과 애틋한 황혼의 서정이 교차하는 걸작입니다. 비지스(Bee Gees) 형제들이 직조해 낸 완벽한 팝 멜로디의 직조 위에 얹힌 앤디 깁의 미성은 달콤함 이면에 깃든 쓸쓸함까지 정교하게 포착해 냅니다. 디스코의 화려한 미열이 잦아들고 감미로운 어덜트 컨템포러리의 우수가 스며드는 순간을 고스란히 담아낸 이 음반은, 짧지만 강렬했던 한 청춘 스타의 영혼이 빚어낸 순수한 고백록과도 같습니다.</w:t>
       </w:r>
     </w:p>
     <w:p>
       <w:pPr>
-        <w:spacing w:line="312" w:lineRule="auto" w:after="120"/>
+        <w:spacing w:line="324" w:lineRule="auto" w:before="200" w:after="80"/>
       </w:pPr>
+      <w:r>
+        <w:rPr w:rFonts="맑은 고딕">
+          <w:rFonts w:ascii="맑은 고딕" w:hAnsi="맑은 고딕" w:eastAsia="맑은 고딕"/>
+          <w:b/>
+          <w:color w:val="1E3A8A"/>
+          <w:sz w:val="24"/>
+        </w:rPr>
+        <w:t>1. 음반 데이터</w:t>
+      </w:r>
+    </w:p>
+    <w:p>
+      <w:pPr>
+        <w:spacing w:line="324" w:lineRule="auto" w:after="80"/>
+      </w:pPr>
+      <w:r>
+        <w:rPr w:rFonts="맑은 고딕">
+          <w:rFonts w:ascii="맑은 고딕" w:hAnsi="맑은 고딕" w:eastAsia="맑은 고딕"/>
+          <w:b w:val="0"/>
+          <w:color w:val="6B7280"/>
+          <w:sz w:val="21"/>
+        </w:rPr>
+        <w:t xml:space="preserve">· </w:t>
+      </w:r>
+      <w:r>
+        <w:rPr w:rFonts="맑은 고딕">
+          <w:rFonts w:ascii="맑은 고딕" w:hAnsi="맑은 고딕" w:eastAsia="맑은 고딕"/>
+          <w:b/>
+          <w:color w:val="1F2937"/>
+          <w:sz w:val="21"/>
+        </w:rPr>
+        <w:t xml:space="preserve">앨범명: </w:t>
+      </w:r>
       <w:r>
         <w:rPr w:rFonts="맑은 고딕">
           <w:rFonts w:ascii="맑은 고딕" w:hAnsi="맑은 고딕" w:eastAsia="맑은 고딕"/>
           <w:b w:val="0"/>
           <w:sz w:val="21"/>
         </w:rPr>
-        <w:t>본 음반은 앤디 깁의 감미로운 미성과 앨비 가루텐 스튜디오 세션의 우아한 연주가 절묘한 조화를 이룹니다. 특히 당대 최고의 톱스타 올리비아 뉴튼 존(Olivia Newton-John)과의 협업은 이 앨범의 가장 눈부신 하이라이트입니다. 빌보드 차트 상위권에 안착한 "I Can't Help It"과 서정적인 컨트리 팝 스타일의 "Rest Your Love on Me"에서 두 사람이 나누는 하모니는 천상적인 부드러움을 선사하며, 배리 깁 특유의 가성(Falsetto) 백그라운드 보컬이 더해져 음반 전체에 고풍스럽고 은은한 감수성을 부여합니다.</w:t>
+        <w:t>After Dark</w:t>
       </w:r>
     </w:p>
     <w:p>
       <w:pPr>
-        <w:spacing w:line="312" w:lineRule="auto" w:after="120"/>
+        <w:spacing w:line="324" w:lineRule="auto" w:after="80"/>
       </w:pPr>
+      <w:r>
+        <w:rPr w:rFonts="맑은 고딕">
+          <w:rFonts w:ascii="맑은 고딕" w:hAnsi="맑은 고딕" w:eastAsia="맑은 고딕"/>
+          <w:b w:val="0"/>
+          <w:color w:val="6B7280"/>
+          <w:sz w:val="21"/>
+        </w:rPr>
+        <w:t xml:space="preserve">· </w:t>
+      </w:r>
+      <w:r>
+        <w:rPr w:rFonts="맑은 고딕">
+          <w:rFonts w:ascii="맑은 고딕" w:hAnsi="맑은 고딕" w:eastAsia="맑은 고딕"/>
+          <w:b/>
+          <w:color w:val="1F2937"/>
+          <w:sz w:val="21"/>
+        </w:rPr>
+        <w:t xml:space="preserve">아티스트: </w:t>
+      </w:r>
       <w:r>
         <w:rPr w:rFonts="맑은 고딕">
           <w:rFonts w:ascii="맑은 고딕" w:hAnsi="맑은 고딕" w:eastAsia="맑은 고딕"/>
           <w:b w:val="0"/>
           <w:sz w:val="21"/>
         </w:rPr>
-        <w:t>앨범의 포문을 여는 "Desire"는 비지스 스타일의 호화로운 현악 편곡과 감각적인 리듬 섹션이 돋보이는 곡으로, 앤디 깁의 낭만적인 음색이 청자의 귀를 사로잡습니다. 이어지는 타이틀곡 "After Dark"와 히트 싱글 "Time Is Time" 역시 세련된 멜로디 라인과 펑키하면서도 절제된 그루브를 선보이며 80년대 초반 팝 음악이 지닌 최상의 정수를 보여줍니다. 섬세하게 조율된 브라스와 펜더 로즈 키보드 사운드는 단순한 팝을 넘어 오케스트레이션의 풍부한 묘미를 전합니다.</w:t>
+        <w:t>Andy Gibb (앤디 깁)</w:t>
       </w:r>
     </w:p>
     <w:p>
       <w:pPr>
-        <w:spacing w:line="312" w:lineRule="auto" w:after="120"/>
+        <w:spacing w:line="324" w:lineRule="auto" w:after="80"/>
       </w:pPr>
+      <w:r>
+        <w:rPr w:rFonts="맑은 고딕">
+          <w:rFonts w:ascii="맑은 고딕" w:hAnsi="맑은 고딕" w:eastAsia="맑은 고딕"/>
+          <w:b w:val="0"/>
+          <w:color w:val="6B7280"/>
+          <w:sz w:val="21"/>
+        </w:rPr>
+        <w:t xml:space="preserve">· </w:t>
+      </w:r>
+      <w:r>
+        <w:rPr w:rFonts="맑은 고딕">
+          <w:rFonts w:ascii="맑은 고딕" w:hAnsi="맑은 고딕" w:eastAsia="맑은 고딕"/>
+          <w:b/>
+          <w:color w:val="1F2937"/>
+          <w:sz w:val="21"/>
+        </w:rPr>
+        <w:t xml:space="preserve">발매 정보: </w:t>
+      </w:r>
       <w:r>
         <w:rPr w:rFonts="맑은 고딕">
           <w:rFonts w:ascii="맑은 고딕" w:hAnsi="맑은 고딕" w:eastAsia="맑은 고딕"/>
           <w:b w:val="0"/>
           <w:sz w:val="21"/>
         </w:rPr>
-        <w:t>《After Dark》는 안타깝게도 앤디 깁이 생전에 남긴 마지막 정규 스튜디오 앨범이 되었기에 그 음악적 가치와 아날로그적 향수가 더욱 특별하게 다가옵니다. LP 바이닐로 감상할 때 70~80년대 정통 스튜디오 녹음 특유의 따뜻한 중저음과 입체적인 보컬 레이어가 더욱 생생하게 살아나며, 팝 골든 에이지의 한 페이지를 장식한 요절한 천재 아티스트의 순수한 열정과 낭만을 깊이 있게 음미할 수 있는 명반입니다.</w:t>
+        <w:t>1980년 2월 전설적인 레이블 RSO 레코드를 통해 발매된 앤디 깁의 통산 세 번째이자 생전 마지막 정규 솔로 앨범으로, 맏형 배리 깁(Barry Gibb)과 오랜 명프로듀서 칼 리처드슨, 알비 갈루텐이 참여하여 최상의 오디오 프로덕션을 구축해 완성했습니다.</w:t>
+      </w:r>
+    </w:p>
+    <w:p>
+      <w:pPr>
+        <w:spacing w:line="324" w:lineRule="auto" w:after="80"/>
+      </w:pPr>
+      <w:r>
+        <w:rPr w:rFonts="맑은 고딕">
+          <w:rFonts w:ascii="맑은 고딕" w:hAnsi="맑은 고딕" w:eastAsia="맑은 고딕"/>
+          <w:b w:val="0"/>
+          <w:color w:val="6B7280"/>
+          <w:sz w:val="21"/>
+        </w:rPr>
+        <w:t xml:space="preserve">· </w:t>
+      </w:r>
+      <w:r>
+        <w:rPr w:rFonts="맑은 고딕">
+          <w:rFonts w:ascii="맑은 고딕" w:hAnsi="맑은 고딕" w:eastAsia="맑은 고딕"/>
+          <w:b/>
+          <w:color w:val="1F2937"/>
+          <w:sz w:val="21"/>
+        </w:rPr>
+        <w:t xml:space="preserve">LP 인기도(판매량): </w:t>
+      </w:r>
+      <w:r>
+        <w:rPr w:rFonts="맑은 고딕">
+          <w:rFonts w:ascii="맑은 고딕" w:hAnsi="맑은 고딕" w:eastAsia="맑은 고딕"/>
+          <w:b w:val="0"/>
+          <w:sz w:val="21"/>
+        </w:rPr>
+        <w:t>발매 직후 미국 빌보드 200 차트 상위권에 진입하며 RIAA 골드(Gold) 인증을 획득하였고, 리드 싱글 "Desire"가 빌보드 핫 100 4위에 오르는 등 세계적인 상업적 성공을 거두었습니다.</w:t>
+      </w:r>
+    </w:p>
+    <w:p>
+      <w:pPr>
+        <w:spacing w:line="324" w:lineRule="auto" w:after="80"/>
+      </w:pPr>
+      <w:r>
+        <w:rPr w:rFonts="맑은 고딕">
+          <w:rFonts w:ascii="맑은 고딕" w:hAnsi="맑은 고딕" w:eastAsia="맑은 고딕"/>
+          <w:b w:val="0"/>
+          <w:color w:val="6B7280"/>
+          <w:sz w:val="21"/>
+        </w:rPr>
+        <w:t xml:space="preserve">· </w:t>
+      </w:r>
+      <w:r>
+        <w:rPr w:rFonts="맑은 고딕">
+          <w:rFonts w:ascii="맑은 고딕" w:hAnsi="맑은 고딕" w:eastAsia="맑은 고딕"/>
+          <w:b/>
+          <w:color w:val="1F2937"/>
+          <w:sz w:val="21"/>
+        </w:rPr>
+        <w:t xml:space="preserve">각종 수상경력: </w:t>
+      </w:r>
+      <w:r>
+        <w:rPr w:rFonts="맑은 고딕">
+          <w:rFonts w:ascii="맑은 고딕" w:hAnsi="맑은 고딕" w:eastAsia="맑은 고딕"/>
+          <w:b w:val="0"/>
+          <w:sz w:val="21"/>
+        </w:rPr>
+        <w:t>수록곡 "Desire"의 톱 5 진입과 올리비아 뉴튼 존과의 듀엣곡 "I Can't Help It"이 어덜트 컨템포러리 차트 8위를 기록하는 등 대중성과 음악성을 동시에 인정받으며 당대 팝 씬을 대표하는 명반 중 하나로 공인되었습니다.</w:t>
+      </w:r>
+    </w:p>
+    <w:p>
+      <w:pPr>
+        <w:spacing w:line="324" w:lineRule="auto" w:before="200" w:after="80"/>
+      </w:pPr>
+      <w:r>
+        <w:rPr w:rFonts="맑은 고딕">
+          <w:rFonts w:ascii="맑은 고딕" w:hAnsi="맑은 고딕" w:eastAsia="맑은 고딕"/>
+          <w:b/>
+          <w:color w:val="1E3A8A"/>
+          <w:sz w:val="24"/>
+        </w:rPr>
+        <w:t>2. 아티스트 정보</w:t>
+      </w:r>
+    </w:p>
+    <w:p>
+      <w:pPr>
+        <w:spacing w:line="324" w:lineRule="auto" w:after="80"/>
+      </w:pPr>
+      <w:r>
+        <w:rPr w:rFonts="맑은 고딕">
+          <w:rFonts w:ascii="맑은 고딕" w:hAnsi="맑은 고딕" w:eastAsia="맑은 고딕"/>
+          <w:b w:val="0"/>
+          <w:color w:val="6B7280"/>
+          <w:sz w:val="21"/>
+        </w:rPr>
+        <w:t xml:space="preserve">· </w:t>
+      </w:r>
+      <w:r>
+        <w:rPr w:rFonts="맑은 고딕">
+          <w:rFonts w:ascii="맑은 고딕" w:hAnsi="맑은 고딕" w:eastAsia="맑은 고딕"/>
+          <w:b/>
+          <w:color w:val="1F2937"/>
+          <w:sz w:val="21"/>
+        </w:rPr>
+        <w:t xml:space="preserve">국적: </w:t>
+      </w:r>
+      <w:r>
+        <w:rPr w:rFonts="맑은 고딕">
+          <w:rFonts w:ascii="맑은 고딕" w:hAnsi="맑은 고딕" w:eastAsia="맑은 고딕"/>
+          <w:b w:val="0"/>
+          <w:sz w:val="21"/>
+        </w:rPr>
+        <w:t>영국 (영국 태생, 호주 성장)</w:t>
+      </w:r>
+    </w:p>
+    <w:p>
+      <w:pPr>
+        <w:spacing w:line="324" w:lineRule="auto" w:after="80"/>
+      </w:pPr>
+      <w:r>
+        <w:rPr w:rFonts="맑은 고딕">
+          <w:rFonts w:ascii="맑은 고딕" w:hAnsi="맑은 고딕" w:eastAsia="맑은 고딕"/>
+          <w:b w:val="0"/>
+          <w:color w:val="6B7280"/>
+          <w:sz w:val="21"/>
+        </w:rPr>
+        <w:t xml:space="preserve">· </w:t>
+      </w:r>
+      <w:r>
+        <w:rPr w:rFonts="맑은 고딕">
+          <w:rFonts w:ascii="맑은 고딕" w:hAnsi="맑은 고딕" w:eastAsia="맑은 고딕"/>
+          <w:b/>
+          <w:color w:val="1F2937"/>
+          <w:sz w:val="21"/>
+        </w:rPr>
+        <w:t xml:space="preserve">생몰년도: </w:t>
+      </w:r>
+      <w:r>
+        <w:rPr w:rFonts="맑은 고딕">
+          <w:rFonts w:ascii="맑은 고딕" w:hAnsi="맑은 고딕" w:eastAsia="맑은 고딕"/>
+          <w:b w:val="0"/>
+          <w:sz w:val="21"/>
+        </w:rPr>
+        <w:t>1958년 3월 5일 ~ 1988년 3월 10일</w:t>
+      </w:r>
+    </w:p>
+    <w:p>
+      <w:pPr>
+        <w:spacing w:line="324" w:lineRule="auto" w:after="80"/>
+      </w:pPr>
+      <w:r>
+        <w:rPr w:rFonts="맑은 고딕">
+          <w:rFonts w:ascii="맑은 고딕" w:hAnsi="맑은 고딕" w:eastAsia="맑은 고딕"/>
+          <w:b w:val="0"/>
+          <w:color w:val="6B7280"/>
+          <w:sz w:val="21"/>
+        </w:rPr>
+        <w:t xml:space="preserve">· </w:t>
+      </w:r>
+      <w:r>
+        <w:rPr w:rFonts="맑은 고딕">
+          <w:rFonts w:ascii="맑은 고딕" w:hAnsi="맑은 고딕" w:eastAsia="맑은 고딕"/>
+          <w:b/>
+          <w:color w:val="1F2937"/>
+          <w:sz w:val="21"/>
+        </w:rPr>
+        <w:t xml:space="preserve">그룹 소속: </w:t>
+      </w:r>
+      <w:r>
+        <w:rPr w:rFonts="맑은 고딕">
+          <w:rFonts w:ascii="맑은 고딕" w:hAnsi="맑은 고딕" w:eastAsia="맑은 고딕"/>
+          <w:b w:val="0"/>
+          <w:sz w:val="21"/>
+        </w:rPr>
+        <w:t>솔로</w:t>
+      </w:r>
+    </w:p>
+    <w:p>
+      <w:pPr>
+        <w:spacing w:line="324" w:lineRule="auto" w:after="80"/>
+      </w:pPr>
+      <w:r>
+        <w:rPr w:rFonts="맑은 고딕">
+          <w:rFonts w:ascii="맑은 고딕" w:hAnsi="맑은 고딕" w:eastAsia="맑은 고딕"/>
+          <w:b w:val="0"/>
+          <w:color w:val="6B7280"/>
+          <w:sz w:val="21"/>
+        </w:rPr>
+        <w:t xml:space="preserve">· </w:t>
+      </w:r>
+      <w:r>
+        <w:rPr w:rFonts="맑은 고딕">
+          <w:rFonts w:ascii="맑은 고딕" w:hAnsi="맑은 고딕" w:eastAsia="맑은 고딕"/>
+          <w:b/>
+          <w:color w:val="1F2937"/>
+          <w:sz w:val="21"/>
+        </w:rPr>
+        <w:t xml:space="preserve">아티스트 소개: </w:t>
+      </w:r>
+      <w:r>
+        <w:rPr w:rFonts="맑은 고딕">
+          <w:rFonts w:ascii="맑은 고딕" w:hAnsi="맑은 고딕" w:eastAsia="맑은 고딕"/>
+          <w:b w:val="0"/>
+          <w:sz w:val="21"/>
+        </w:rPr>
+        <w:t>팝 역사상 가장 위대한 형제 그룹 비지스의 막내로 태어나, 데뷔와 동시에 빌보드 1위 곡을 연이어 세 곡이나 탄생시킨 70년대 후반 최고의 팝 아이콘입니다. 천부적인 멜로디 감각과 섬세하고 낭만적인 보컬 스타일을 통해 틴 팝과 세련된 소프트 록, 소울풀한 팝 발라드의 경계를 유려하게 넘나든 불세출의 보컬리스트였습니다.</w:t>
+      </w:r>
+    </w:p>
+    <w:p>
+      <w:pPr>
+        <w:spacing w:line="324" w:lineRule="auto" w:before="200" w:after="80"/>
+      </w:pPr>
+      <w:r>
+        <w:rPr w:rFonts="맑은 고딕">
+          <w:rFonts w:ascii="맑은 고딕" w:hAnsi="맑은 고딕" w:eastAsia="맑은 고딕"/>
+          <w:b/>
+          <w:color w:val="1E3A8A"/>
+          <w:sz w:val="24"/>
+        </w:rPr>
+        <w:t>3. 음반 상세 분석</w:t>
+      </w:r>
+    </w:p>
+    <w:p>
+      <w:pPr>
+        <w:spacing w:line="324" w:lineRule="auto" w:after="80"/>
+      </w:pPr>
+      <w:r>
+        <w:rPr w:rFonts="맑은 고딕">
+          <w:rFonts w:ascii="맑은 고딕" w:hAnsi="맑은 고딕" w:eastAsia="맑은 고딕"/>
+          <w:b w:val="0"/>
+          <w:color w:val="6B7280"/>
+          <w:sz w:val="21"/>
+        </w:rPr>
+        <w:t xml:space="preserve">· </w:t>
+      </w:r>
+      <w:r>
+        <w:rPr w:rFonts="맑은 고딕">
+          <w:rFonts w:ascii="맑은 고딕" w:hAnsi="맑은 고딕" w:eastAsia="맑은 고딕"/>
+          <w:b/>
+          <w:color w:val="1F2937"/>
+          <w:sz w:val="21"/>
+        </w:rPr>
+        <w:t xml:space="preserve">역사적 위치: </w:t>
+      </w:r>
+      <w:r>
+        <w:rPr w:rFonts="맑은 고딕">
+          <w:rFonts w:ascii="맑은 고딕" w:hAnsi="맑은 고딕" w:eastAsia="맑은 고딕"/>
+          <w:b w:val="0"/>
+          <w:sz w:val="21"/>
+        </w:rPr>
+        <w:t>디스코 열풍이 정점을 지나 소프트 록과 세련된 팝이 주류를 이루던 전환기 사운드의 정수를 보여주는 앨범입니다. 배리 깁 특유의 리드미컬하고 정교한 송라이팅과 앤디 깁의 성숙해진 보컬 표현력이 결합되어, 단순한 청춘스타의 음반을 넘어 1980년대 초반 웰메이드 팝 앨범이 도달할 수 있는 높은 예술적 성취를 증명합니다.</w:t>
+      </w:r>
+    </w:p>
+    <w:p>
+      <w:pPr>
+        <w:spacing w:line="324" w:lineRule="auto" w:after="80"/>
+      </w:pPr>
+      <w:r>
+        <w:rPr w:rFonts="맑은 고딕">
+          <w:rFonts w:ascii="맑은 고딕" w:hAnsi="맑은 고딕" w:eastAsia="맑은 고딕"/>
+          <w:b w:val="0"/>
+          <w:color w:val="6B7280"/>
+          <w:sz w:val="21"/>
+        </w:rPr>
+        <w:t xml:space="preserve">· </w:t>
+      </w:r>
+      <w:r>
+        <w:rPr w:rFonts="맑은 고딕">
+          <w:rFonts w:ascii="맑은 고딕" w:hAnsi="맑은 고딕" w:eastAsia="맑은 고딕"/>
+          <w:b/>
+          <w:color w:val="1F2937"/>
+          <w:sz w:val="21"/>
+        </w:rPr>
+        <w:t xml:space="preserve">시대의 흔적(스토리텔링): </w:t>
+      </w:r>
+      <w:r>
+        <w:rPr w:rFonts="맑은 고딕">
+          <w:rFonts w:ascii="맑은 고딕" w:hAnsi="맑은 고딕" w:eastAsia="맑은 고딕"/>
+          <w:b w:val="0"/>
+          <w:sz w:val="21"/>
+        </w:rPr>
+        <w:t>눈부신 스포트라이트 뒤편에 자리한 고독과 성장의 통증이 음반 전반에 아련하게 깔려 있습니다. 70년대 말 화려한 밤의 유흥을 상징하던 디스코의 미러볼 불빛이 꺼진 후, 홀로 남겨진 새벽녘의 감성을 노래한 타이틀곡과 수록곡들은 당시 방황하던 청춘들의 정서적 공허를 따스하게 위무해 주었습니다.</w:t>
+      </w:r>
+    </w:p>
+    <w:p>
+      <w:pPr>
+        <w:spacing w:line="324" w:lineRule="auto" w:before="200" w:after="80"/>
+      </w:pPr>
+      <w:r>
+        <w:rPr w:rFonts="맑은 고딕">
+          <w:rFonts w:ascii="맑은 고딕" w:hAnsi="맑은 고딕" w:eastAsia="맑은 고딕"/>
+          <w:b/>
+          <w:color w:val="1E3A8A"/>
+          <w:sz w:val="24"/>
+        </w:rPr>
+        <w:t>4. 주요 수록곡 및 감상 제언</w:t>
+      </w:r>
+    </w:p>
+    <w:p>
+      <w:pPr>
+        <w:spacing w:line="324" w:lineRule="auto" w:after="80"/>
+      </w:pPr>
+      <w:r>
+        <w:rPr w:rFonts="맑은 고딕">
+          <w:rFonts w:ascii="맑은 고딕" w:hAnsi="맑은 고딕" w:eastAsia="맑은 고딕"/>
+          <w:b w:val="0"/>
+          <w:color w:val="6B7280"/>
+          <w:sz w:val="21"/>
+        </w:rPr>
+        <w:t xml:space="preserve">· </w:t>
+      </w:r>
+      <w:r>
+        <w:rPr w:rFonts="맑은 고딕">
+          <w:rFonts w:ascii="맑은 고딕" w:hAnsi="맑은 고딕" w:eastAsia="맑은 고딕"/>
+          <w:b/>
+          <w:color w:val="1F2937"/>
+          <w:sz w:val="21"/>
+        </w:rPr>
+        <w:t xml:space="preserve">주요 수록곡 특징: </w:t>
+      </w:r>
+      <w:r>
+        <w:rPr w:rFonts="맑은 고딕">
+          <w:rFonts w:ascii="맑은 고딕" w:hAnsi="맑은 고딕" w:eastAsia="맑은 고딕"/>
+          <w:b w:val="0"/>
+          <w:sz w:val="21"/>
+        </w:rPr>
+        <w:t>비지스의 감각적인 코러스와 펑키한 베이스 라인이 빛을 발하는 "Desire", 세기의 디바 올리비아 뉴튼 존과의 숨결 같은 화음이 극치를 이루는 우아한 발라드 "I Can't Help It", 그리고 앤디 깁의 담담하면서도 애절한 가창이 심금을 울리는 타이틀 트랙 "After Dark" 등 유려한 서정성이 돋보이는 곡들로 가득합니다.</w:t>
+      </w:r>
+    </w:p>
+    <w:p>
+      <w:pPr>
+        <w:spacing w:line="324" w:lineRule="auto" w:after="80"/>
+      </w:pPr>
+      <w:r>
+        <w:rPr w:rFonts="맑은 고딕">
+          <w:rFonts w:ascii="맑은 고딕" w:hAnsi="맑은 고딕" w:eastAsia="맑은 고딕"/>
+          <w:b w:val="0"/>
+          <w:color w:val="6B7280"/>
+          <w:sz w:val="21"/>
+        </w:rPr>
+        <w:t xml:space="preserve">· </w:t>
+      </w:r>
+      <w:r>
+        <w:rPr w:rFonts="맑은 고딕">
+          <w:rFonts w:ascii="맑은 고딕" w:hAnsi="맑은 고딕" w:eastAsia="맑은 고딕"/>
+          <w:b/>
+          <w:color w:val="1F2937"/>
+          <w:sz w:val="21"/>
+        </w:rPr>
+        <w:t xml:space="preserve">빈티지 감상 제언: </w:t>
+      </w:r>
+      <w:r>
+        <w:rPr w:rFonts="맑은 고딕">
+          <w:rFonts w:ascii="맑은 고딕" w:hAnsi="맑은 고딕" w:eastAsia="맑은 고딕"/>
+          <w:b w:val="0"/>
+          <w:sz w:val="21"/>
+        </w:rPr>
+        <w:t>턴테이블의 바늘이 미끄러지듯 소릿골을 탈 때 피어나는 풍성한 스트링 세션과 어쿠스틱 기타의 울림은 LP 사운드만의 백미입니다. 따스한 진공관 앰프를 통해 재생하면, 앤디 깁의 달콤하고 공기 섞인 보컬 배음이 공간을 부드럽게 채우며 아날로그 황금기 마이애미 크라이테리아 스튜디오(Criteria Studios) 특유의 온기 어린 질감을 고스란히 체감할 수 있습니다.</w:t>
+      </w:r>
+    </w:p>
+    <w:p>
+      <w:pPr>
+        <w:spacing w:line="324" w:lineRule="auto" w:after="80"/>
+      </w:pPr>
+      <w:r>
+        <w:rPr w:rFonts="맑은 고딕">
+          <w:rFonts w:ascii="맑은 고딕" w:hAnsi="맑은 고딕" w:eastAsia="맑은 고딕"/>
+          <w:b w:val="0"/>
+          <w:color w:val="6B7280"/>
+          <w:sz w:val="21"/>
+        </w:rPr>
+        <w:t xml:space="preserve">· </w:t>
+      </w:r>
+      <w:r>
+        <w:rPr w:rFonts="맑은 고딕">
+          <w:rFonts w:ascii="맑은 고딕" w:hAnsi="맑은 고딕" w:eastAsia="맑은 고딕"/>
+          <w:b/>
+          <w:color w:val="1F2937"/>
+          <w:sz w:val="21"/>
+        </w:rPr>
+        <w:t xml:space="preserve">소장 가치: </w:t>
+      </w:r>
+      <w:r>
+        <w:rPr w:rFonts="맑은 고딕">
+          <w:rFonts w:ascii="맑은 고딕" w:hAnsi="맑은 고딕" w:eastAsia="맑은 고딕"/>
+          <w:b w:val="0"/>
+          <w:sz w:val="21"/>
+        </w:rPr>
+        <w:t>요절한 비운의 팝 프린스가 온전한 에너지를 쏟아부은 생전 마지막 정규작이라는 역사적 비극성과 희소성을 지닙니다. RSO 오리지널 프레싱 LP 특유의 두툼하고 밀도 높은 마스터링 사운드는 물론, 당대 팝 음악계의 정점을 공유했던 형제애와 예술혼이 담겨 있어 아날로그 애호가라면 반드시 턴테이블 곁에 두어야 할 컬렉션입니다.</w:t>
+      </w:r>
+    </w:p>
+    <w:p>
+      <w:pPr>
+        <w:spacing w:line="324" w:lineRule="auto" w:after="120" w:before="160"/>
+      </w:pPr>
+      <w:r>
+        <w:rPr w:rFonts="맑은 고딕">
+          <w:rFonts w:ascii="맑은 고딕" w:hAnsi="맑은 고딕" w:eastAsia="맑은 고딕"/>
+          <w:b/>
+          <w:color w:val="4338CA"/>
+          <w:sz w:val="21"/>
+        </w:rPr>
+        <w:t>이 음반을 통해 화려했던 시대의 뒤안길에서 앤디 깁의 순수한 미성이 전해주는 감동을 다시 한번 경험해 보시는 것은 어떨까요?</w:t>
       </w:r>
     </w:p>
     <w:sectPr>
       <w:pgSz w:w="12240" w:h="15840"/>
-      <w:pgMar w:top="1440" w:right="1440" w:bottom="1440" w:left="1440" w:header="720" w:footer="720" w:gutter="0"/>
+      <w:pgMar w:top="1152" w:right="1296" w:bottom="1152" w:left="1296" w:header="720" w:footer="720" w:gutter="0"/>
       <w:cols w:space="720"/>
       <w:docGrid w:linePitch="360"/>
     </w:sectPr>

--- a/word_reports/LP_0056_위치_251_Andy Gibb_After Dark.docx
+++ b/word_reports/LP_0056_위치_251_Andy Gibb_After Dark.docx
@@ -32,7 +32,7 @@
     </w:p>
     <w:p>
       <w:pPr>
-        <w:spacing w:line="324" w:lineRule="auto" w:before="80" w:after="160"/>
+        <w:spacing w:line="324" w:lineRule="auto" w:before="80" w:after="120"/>
       </w:pPr>
       <w:r>
         <w:rPr w:rFonts="맑은 고딕">
@@ -42,13 +42,6 @@
           <w:sz w:val="22"/>
         </w:rPr>
         <w:t xml:space="preserve">[음반 소개] </w:t>
-      </w:r>
-      <w:r>
-        <w:rPr w:rFonts="맑은 고딕">
-          <w:rFonts w:ascii="맑은 고딕" w:hAnsi="맑은 고딕" w:eastAsia="맑은 고딕"/>
-          <w:b w:val="0"/>
-          <w:sz w:val="21"/>
-        </w:rPr>
       </w:r>
     </w:p>
     <w:p>
@@ -61,7 +54,33 @@
           <w:b w:val="0"/>
           <w:sz w:val="21"/>
         </w:rPr>
-        <w:t>찬란했던 1970년대 후반의 팝 황금기를 뒤로하고 새로운 시대로 접어들던 1980년, 앤디 깁이 남긴 마지막 정규 스튜디오 앨범 *After Dark*는 눈부신 청춘의 열정과 애틋한 황혼의 서정이 교차하는 걸작입니다. 비지스(Bee Gees) 형제들이 직조해 낸 완벽한 팝 멜로디의 직조 위에 얹힌 앤디 깁의 미성은 달콤함 이면에 깃든 쓸쓸함까지 정교하게 포착해 냅니다. 디스코의 화려한 미열이 잦아들고 감미로운 어덜트 컨템포러리의 우수가 스며드는 순간을 고스란히 담아낸 이 음반은, 짧지만 강렬했던 한 청춘 스타의 영혼이 빚어낸 순수한 고백록과도 같습니다.</w:t>
+        <w:t>1980년의 문턱에서 발표된 앤디 깁의 세 번째 정규 앨범이자 생전 마지막 스튜디오 역작인 《After Dark》는, 찬란했던 1970년대 후반 팝 음악의 황금기와 비지스(Bee Gees) 사운드가 구축한 찬연한 유산이 집대성된 걸작입니다. 당대 팝계의 가장 눈부신 스포트라이트를 한 몸에 받으며 '팝의 어린 왕자'로 군림했던 앤디 깁은 본작에 이르러 틴 아이돌의 화려한 외피를 벗어던지고, 한층 짙어진 고독과 성숙한 서정성을 품은 진정한 보컬리스트로서의 면모를 여실히 드러냅니다.</w:t>
+      </w:r>
+    </w:p>
+    <w:p>
+      <w:pPr>
+        <w:spacing w:line="324" w:lineRule="auto" w:after="120"/>
+      </w:pPr>
+      <w:r>
+        <w:rPr w:rFonts="맑은 고딕">
+          <w:rFonts w:ascii="맑은 고딕" w:hAnsi="맑은 고딕" w:eastAsia="맑은 고딕"/>
+          <w:b w:val="0"/>
+          <w:sz w:val="21"/>
+        </w:rPr>
+        <w:t>전설적인 명프로듀서 배리 깁(Barry Gibb)과 알비 갈루텐(Albhy Galuten)이 이끄는 황금 프로덕션 사단이 정교하게 조율해 낸 이 음반은 디스코 열풍의 정점을 지나 보다 유려하고 세련된 성인 취향의 팝(AOR)과 소프트 록으로 향하는 시대적 변곡점을 가장 우아하게 포착해 냈습니다. 특히 당대 최고의 팝 디바 올리비아 뉴튼 존과의 매혹적인 조우는 역사상 가장 달콤하고 영롱한 화음을 빚어내며 음반 전체에 귀족적인 기품을 불어넣었습니다. 앤디 깁이 음표마다 아로새긴 사랑의 열망과 어스름한 밤(After Dark)의 그윽한 정서는 청춘의 찬란함 이면에 드리운 멜랑콜리를 포착하며 깊은 예술적 공명을 자아냅니다.</w:t>
+      </w:r>
+    </w:p>
+    <w:p>
+      <w:pPr>
+        <w:spacing w:line="324" w:lineRule="auto" w:after="120"/>
+      </w:pPr>
+      <w:r>
+        <w:rPr w:rFonts="맑은 고딕">
+          <w:rFonts w:ascii="맑은 고딕" w:hAnsi="맑은 고딕" w:eastAsia="맑은 고딕"/>
+          <w:b w:val="0"/>
+          <w:sz w:val="21"/>
+        </w:rPr>
+        <w:t>세월이 흘러 앤디 깁의 이른 요절과 함께 이 앨범은 단순한 히트 레코드를 넘어, 눈부시게 아름다웠던 한 시대의 청춘을 향해 바치는 애잔한 노스탤지어의 찬가로 기억되고 있습니다. 은은한 턴테이블의 불빛 아래로 흘러나오는 유려한 현악 오케스트레이션과 앤디 깁 특유의 섬세한 미성은 오늘날에도 바래지 않는 낭만적 감흥을 안겨주며, 아날로그 바이닐만이 품을 수 있는 온기 어린 울림으로 클래식 및 팝 애호가들의 가슴을 따뜻하게 적셔줍니다.</w:t>
       </w:r>
     </w:p>
     <w:p>
@@ -168,7 +187,7 @@
           <w:b w:val="0"/>
           <w:sz w:val="21"/>
         </w:rPr>
-        <w:t>1980년 2월 전설적인 레이블 RSO 레코드를 통해 발매된 앤디 깁의 통산 세 번째이자 생전 마지막 정규 솔로 앨범으로, 맏형 배리 깁(Barry Gibb)과 오랜 명프로듀서 칼 리처드슨, 알비 갈루텐이 참여하여 최상의 오디오 프로덕션을 구축해 완성했습니다.</w:t>
+        <w:t>1980년 2월 전설적인 레이블 RSO(Robert Stigwood Organisation)를 통해 발매된 앤디 깁의 통산 3집이자 마지막 정규 스튜디오 음반으로, 70년대의 영광을 80년대의 세련된 팝 사운드로 훌륭히 계승한 역사적 작품.</w:t>
       </w:r>
     </w:p>
     <w:p>
@@ -199,7 +218,7 @@
           <w:b w:val="0"/>
           <w:sz w:val="21"/>
         </w:rPr>
-        <w:t>발매 직후 미국 빌보드 200 차트 상위권에 진입하며 RIAA 골드(Gold) 인증을 획득하였고, 리드 싱글 "Desire"가 빌보드 핫 100 4위에 오르는 등 세계적인 상업적 성공을 거두었습니다.</w:t>
+        <w:t>미국 빌보드 200 앨범 차트 21위에 올랐으며 미국음반산업협회(RIAA) 골드(Gold, 50만 장 이상) 인증을 획득함. 리드 싱글 "Desire"는 빌보드 핫 100 차트 4위를 기록하며 세계적인 히트를 기록함.</w:t>
       </w:r>
     </w:p>
     <w:p>
@@ -230,7 +249,7 @@
           <w:b w:val="0"/>
           <w:sz w:val="21"/>
         </w:rPr>
-        <w:t>수록곡 "Desire"의 톱 5 진입과 올리비아 뉴튼 존과의 듀엣곡 "I Can't Help It"이 어덜트 컨템포러리 차트 8위를 기록하는 등 대중성과 음악성을 동시에 인정받으며 당대 팝 씬을 대표하는 명반 중 하나로 공인되었습니다.</w:t>
+        <w:t>데뷔 이래 3연속 전미 차트 1위 기록 및 그래미 노미네이션을 이어받아, 당대 팝 음악계 최고 수준의 프로덕션 완성도와 대중성을 겸비한 앨범으로 평단의 찬사를 받음.</w:t>
       </w:r>
     </w:p>
     <w:p>
@@ -275,7 +294,7 @@
           <w:b w:val="0"/>
           <w:sz w:val="21"/>
         </w:rPr>
-        <w:t>영국 (영국 태생, 호주 성장)</w:t>
+        <w:t>영국 (오스트레일리아 성장)</w:t>
       </w:r>
     </w:p>
     <w:p>
@@ -337,7 +356,7 @@
           <w:b w:val="0"/>
           <w:sz w:val="21"/>
         </w:rPr>
-        <w:t>솔로</w:t>
+        <w:t>솔로 (비지스 형제들과의 지속적인 음악적 협업)</w:t>
       </w:r>
     </w:p>
     <w:p>
@@ -368,7 +387,7 @@
           <w:b w:val="0"/>
           <w:sz w:val="21"/>
         </w:rPr>
-        <w:t>팝 역사상 가장 위대한 형제 그룹 비지스의 막내로 태어나, 데뷔와 동시에 빌보드 1위 곡을 연이어 세 곡이나 탄생시킨 70년대 후반 최고의 팝 아이콘입니다. 천부적인 멜로디 감각과 섬세하고 낭만적인 보컬 스타일을 통해 틴 팝과 세련된 소프트 록, 소울풀한 팝 발라드의 경계를 유려하게 넘나든 불세출의 보컬리스트였습니다.</w:t>
+        <w:t>비지스를 일군 깁 가문의 막내로 태어나 1970년대 후반 전 세계를 뒤흔든 팝의 아이콘이자 독보적인 미성을 지닌 보컬리스트입니다. 천부적인 멜로디 감각과 섬세하고 우수 어린 보이스 컬러로 대중성과 음악성을 동시에 성취하며 대중음악사에 굵고 찬연한 족적을 남겼습니다.</w:t>
       </w:r>
     </w:p>
     <w:p>
@@ -413,7 +432,7 @@
           <w:b w:val="0"/>
           <w:sz w:val="21"/>
         </w:rPr>
-        <w:t>디스코 열풍이 정점을 지나 소프트 록과 세련된 팝이 주류를 이루던 전환기 사운드의 정수를 보여주는 앨범입니다. 배리 깁 특유의 리드미컬하고 정교한 송라이팅과 앤디 깁의 성숙해진 보컬 표현력이 결합되어, 단순한 청춘스타의 음반을 넘어 1980년대 초반 웰메이드 팝 앨범이 도달할 수 있는 높은 예술적 성취를 증명합니다.</w:t>
+        <w:t>디스코 시대의 화려한 퇴장과 80년대 어덜트 컨템포러리(AOR) 및 세련된 팝-록의 개막을 잇는 가교적 명반으로, 배리 깁 특유의 드라마틱한 송라이팅과 화려한 오케스트레이션이 완벽한 균형을 이룬 웰메이드 팝의 전형입니다.</w:t>
       </w:r>
     </w:p>
     <w:p>
@@ -444,7 +463,7 @@
           <w:b w:val="0"/>
           <w:sz w:val="21"/>
         </w:rPr>
-        <w:t>눈부신 스포트라이트 뒤편에 자리한 고독과 성장의 통증이 음반 전반에 아련하게 깔려 있습니다. 70년대 말 화려한 밤의 유흥을 상징하던 디스코의 미러볼 불빛이 꺼진 후, 홀로 남겨진 새벽녘의 감성을 노래한 타이틀곡과 수록곡들은 당시 방황하던 청춘들의 정서적 공허를 따스하게 위무해 주었습니다.</w:t>
+        <w:t>1980년 초, 과열되었던 댄스플로어의 열기가 잦아들고 보다 내밀하고 감성적인 로맨티시즘을 갈망하던 당대 청춘들의 서정적 갈증을 투영하고 있습니다. 특히 올리비아 뉴튼 존과의 협업은 70~80년대를 대표하던 두 시대의 연인이 빚어낸 찬란한 청춘의 파노라마를 상징합니다.</w:t>
       </w:r>
     </w:p>
     <w:p>
@@ -489,7 +508,7 @@
           <w:b w:val="0"/>
           <w:sz w:val="21"/>
         </w:rPr>
-        <w:t>비지스의 감각적인 코러스와 펑키한 베이스 라인이 빛을 발하는 "Desire", 세기의 디바 올리비아 뉴튼 존과의 숨결 같은 화음이 극치를 이루는 우아한 발라드 "I Can't Help It", 그리고 앤디 깁의 담담하면서도 애절한 가창이 심금을 울리는 타이틀 트랙 "After Dark" 등 유려한 서정성이 돋보이는 곡들로 가득합니다.</w:t>
+        <w:t>비지스의 완벽한 백보컬과 펑키한 그루브가 돋보이는 명곡 "Desire", 올리비아 뉴튼 존과의 숨 막히도록 아름다운 듀엣 "I Can't Help It"과 애틋한 컨트리-팝 발라드 "Rest Your Love on Me", 그리고 성숙한 소프트 록의 무드를 자아내는 타이틀곡 "After Dark" 등 유려한 멜로디의 정수가 포진해 있습니다.</w:t>
       </w:r>
     </w:p>
     <w:p>
@@ -520,7 +539,7 @@
           <w:b w:val="0"/>
           <w:sz w:val="21"/>
         </w:rPr>
-        <w:t>턴테이블의 바늘이 미끄러지듯 소릿골을 탈 때 피어나는 풍성한 스트링 세션과 어쿠스틱 기타의 울림은 LP 사운드만의 백미입니다. 따스한 진공관 앰프를 통해 재생하면, 앤디 깁의 달콤하고 공기 섞인 보컬 배음이 공간을 부드럽게 채우며 아날로그 황금기 마이애미 크라이테리아 스튜디오(Criteria Studios) 특유의 온기 어린 질감을 고스란히 체감할 수 있습니다.</w:t>
+        <w:t>비지스 사단이 자랑하는 정밀한 다층 보컬 하모니와 풍성한 스트링 섹션은 진공관 앰프를 거칠 때 그 온기와 질감이 극대화됩니다. 턴테이블 카트리지가 바이닐의 깊은 소리골을 스칠 때 피어오르는 아날로그 특유의 벨벳 같은 음향과 자연스러운 스테레오 분리도에 집중해 보시길 권합니다.</w:t>
       </w:r>
     </w:p>
     <w:p>
@@ -551,7 +570,7 @@
           <w:b w:val="0"/>
           <w:sz w:val="21"/>
         </w:rPr>
-        <w:t>요절한 비운의 팝 프린스가 온전한 에너지를 쏟아부은 생전 마지막 정규작이라는 역사적 비극성과 희소성을 지닙니다. RSO 오리지널 프레싱 LP 특유의 두툼하고 밀도 높은 마스터링 사운드는 물론, 당대 팝 음악계의 정점을 공유했던 형제애와 예술혼이 담겨 있어 아날로그 애호가라면 반드시 턴테이블 곁에 두어야 할 컬렉션입니다.</w:t>
+        <w:t>서른 살이라는 안타까운 나이에 세상을 떠난 비운의 팝 프린스 앤디 깁이 남긴 마지막 불꽃과도 같은 정규 앨범으로, 1980년대 팝 음악의 황금기를 아날로그 바이닐로 온전히 추억하고자 하는 오디오파일과 컬렉터에게 대체 불가능한 소장 가치를 지닙니다.</w:t>
       </w:r>
     </w:p>
     <w:p>
@@ -565,7 +584,7 @@
           <w:color w:val="4338CA"/>
           <w:sz w:val="21"/>
         </w:rPr>
-        <w:t>이 음반을 통해 화려했던 시대의 뒤안길에서 앤디 깁의 순수한 미성이 전해주는 감동을 다시 한번 경험해 보시는 것은 어떨까요?</w:t>
+        <w:t>이 음반을 통해 화려함 뒤편에 깃든 청춘의 서정과 아날로그 사운드가 전해주는 감동을 다시 한번 경험해 보시는 것은 어떨까요?</w:t>
       </w:r>
     </w:p>
     <w:sectPr>
